--- a/templates/COMMON_PATIENT_INTAKE_FORM.docx
+++ b/templates/COMMON_PATIENT_INTAKE_FORM.docx
@@ -388,7 +388,6 @@
                 <w:b/>
                 <w:sz w:val="32"/>
               </w:rPr>
-              <w:sym w:font="Wingdings" w:char="F0A8"/>
             </w:r>
           </w:p>
         </w:tc>
@@ -434,7 +433,6 @@
                 <w:b/>
                 <w:sz w:val="32"/>
               </w:rPr>
-              <w:sym w:font="Wingdings" w:char="F0A8"/>
             </w:r>
           </w:p>
         </w:tc>
@@ -480,7 +478,6 @@
                 <w:b/>
                 <w:sz w:val="32"/>
               </w:rPr>
-              <w:sym w:font="Wingdings" w:char="F0A8"/>
             </w:r>
           </w:p>
         </w:tc>
@@ -526,7 +523,6 @@
                 <w:b/>
                 <w:sz w:val="32"/>
               </w:rPr>
-              <w:sym w:font="Wingdings" w:char="F0A8"/>
             </w:r>
           </w:p>
         </w:tc>
@@ -578,7 +574,6 @@
                 <w:b/>
                 <w:sz w:val="32"/>
               </w:rPr>
-              <w:sym w:font="Wingdings" w:char="F0A8"/>
             </w:r>
           </w:p>
         </w:tc>
@@ -624,7 +619,6 @@
                 <w:b/>
                 <w:sz w:val="32"/>
               </w:rPr>
-              <w:sym w:font="Wingdings" w:char="F0A8"/>
             </w:r>
           </w:p>
         </w:tc>
@@ -670,7 +664,6 @@
                 <w:b/>
                 <w:sz w:val="32"/>
               </w:rPr>
-              <w:sym w:font="Wingdings" w:char="F0A8"/>
             </w:r>
           </w:p>
         </w:tc>
@@ -716,7 +709,6 @@
                 <w:b/>
                 <w:sz w:val="32"/>
               </w:rPr>
-              <w:sym w:font="Wingdings" w:char="F0A8"/>
             </w:r>
           </w:p>
         </w:tc>
@@ -1460,7 +1452,6 @@
           <w:b/>
           <w:sz w:val="24"/>
         </w:rPr>
-        <w:sym w:font="Wingdings" w:char="F0A8"/>
       </w:r>
       <w:r>
         <w:rPr>
@@ -1490,7 +1481,6 @@
           <w:b/>
           <w:sz w:val="24"/>
         </w:rPr>
-        <w:sym w:font="Wingdings" w:char="F0A8"/>
       </w:r>
       <w:r>
         <w:rPr>

--- a/templates/COMMON_PATIENT_INTAKE_FORM.docx
+++ b/templates/COMMON_PATIENT_INTAKE_FORM.docx
@@ -1649,7 +1649,11 @@
           <w:b/>
         </w:rPr>
         <w:tab/>
-        <w:t>{{frontOffice.name}}</w:t>
+        <w:t>{{%frontOffice.signature}}</w:t>
+      </w:r>
+      <w:r>
+        <w:br/>
+        <w:t xml:space="preserve">  {{frontOffice.name}}</w:t>
       </w:r>
     </w:p>
     <w:p>

--- a/templates/COMMON_PATIENT_INTAKE_FORM.docx
+++ b/templates/COMMON_PATIENT_INTAKE_FORM.docx
@@ -882,13 +882,6 @@
               </w:rPr>
               <w:t xml:space="preserve">     Assigned to:  {{assignedTo}}</w:t>
             </w:r>
-            <w:r>
-              <w:rPr>
-                <w:rFonts w:ascii="Times New Roman" w:hAnsi="Times New Roman" w:cs="Times New Roman"/>
-                <w:b/>
-              </w:rPr>
-              <w:t>{{%patientSignature}}</w:t>
-            </w:r>
           </w:p>
         </w:tc>
       </w:tr>
@@ -914,7 +907,7 @@
                 <w:rFonts w:ascii="Times New Roman" w:hAnsi="Times New Roman" w:cs="Times New Roman"/>
                 <w:b/>
               </w:rPr>
-              <w:t>____________________________</w:t>
+              <w:t>{{%patientSignature}}</w:t>
             </w:r>
           </w:p>
         </w:tc>
@@ -1648,7 +1641,7 @@
           <w:rFonts w:ascii="Times New Roman" w:hAnsi="Times New Roman" w:cs="Times New Roman"/>
           <w:b/>
         </w:rPr>
-        <w:tab/>
+        <w:br/>
         <w:t>{{%frontOffice.signature}}</w:t>
       </w:r>
       <w:r>

--- a/templates/COMMON_PATIENT_INTAKE_FORM.docx
+++ b/templates/COMMON_PATIENT_INTAKE_FORM.docx
@@ -1272,7 +1272,7 @@
         <w:rPr>
           <w:rFonts w:ascii="Times New Roman" w:hAnsi="Times New Roman" w:cs="Times New Roman"/>
         </w:rPr>
-        <w:t>I confirm that the information provided by me in this form is accurate, true, and complete to the best of my knowledge. I voluntarily consent to the collection, storage, and use of my personal and health information for the purposes of appointment scheduling, clinical assessment, and the provision of healthcare services. I understand that my information will be kept confidential and handled securely in accordance with applicable privacy and data protection regulations by Team MBD.</w:t>
+        <w:t>1. Informed consent: I confirm that the information provided by me in this form is accurate, true, and complete to the best of my knowledge. I voluntarily consent to the collection, storage, and use of my personal and health information for the purposes of appointment scheduling, clinical assessment, and the provision of healthcare services. I understand that my information will be kept confidential and handled securely in accordance with applicable privacy and data protection regulations by Team MBD.</w:t>
       </w:r>
     </w:p>
     <w:p>
@@ -1286,7 +1286,7 @@
         <w:rPr>
           <w:rFonts w:ascii="Times New Roman" w:hAnsi="Times New Roman" w:cs="Times New Roman"/>
         </w:rPr>
-        <w:t>I understand that services at MBD include, but are not limited to, physiotherapy, strength &amp; conditioning, massage therapy, yoga, nutrition guidance, counselling, and preventive wellness. I acknowledge that outcomes may vary between individuals and that no guarantee of specific results has been promised.</w:t>
+        <w:t>2. Treatment acknowledgement: I understand that services at MBD include, but are not limited to, physiotherapy, strength &amp; conditioning, massage therapy, yoga, nutrition guidance, counselling, and preventive wellness. I acknowledge that outcomes may vary between individuals and that no guarantee of specific results has been promised.</w:t>
       </w:r>
     </w:p>
     <w:p>
@@ -1300,7 +1300,7 @@
         <w:rPr>
           <w:rFonts w:ascii="Times New Roman" w:hAnsi="Times New Roman" w:cs="Times New Roman"/>
         </w:rPr>
-        <w:t>I further acknowledge that MBD, including its doctors, therapists, staff, and consultants, shall not be held liable for any unforeseen reactions, injuries, or outcomes arising from incomplete disclosure of information, non-compliance with recommended protocols, and/or pre-existing medical conditions.</w:t>
+        <w:t>3. Liability waiver: I further acknowledge that MBD, including its doctors, therapists, staff, and consultants, shall not be held liable for any unforeseen reactions, injuries, or outcomes arising from incomplete disclosure of information, non-compliance with recommended protocols, and/or pre-existing medical conditions.</w:t>
       </w:r>
     </w:p>
     <w:p>
@@ -1321,14 +1321,14 @@
           <w:rFonts w:ascii="Times New Roman" w:hAnsi="Times New Roman" w:cs="Times New Roman"/>
           <w:b/>
         </w:rPr>
-        <w:t>Terms &amp;</w:t>
-      </w:r>
-      <w:r>
-        <w:rPr>
-          <w:rFonts w:ascii="Times New Roman" w:hAnsi="Times New Roman" w:cs="Times New Roman"/>
-          <w:b/>
-        </w:rPr>
-        <w:t xml:space="preserve"> Clinic Policies</w:t>
+        <w:t>4. Commercial terms, cancellation policy, and Terms of Service</w:t>
+      </w:r>
+      <w:r>
+        <w:rPr>
+          <w:rFonts w:ascii="Times New Roman" w:hAnsi="Times New Roman" w:cs="Times New Roman"/>
+          <w:b/>
+        </w:rPr>
+        <w:t xml:space="preserve"/>
       </w:r>
       <w:r>
         <w:rPr>
@@ -1487,7 +1487,7 @@
         <w:rPr>
           <w:rFonts w:ascii="Times New Roman" w:hAnsi="Times New Roman" w:cs="Times New Roman"/>
         </w:rPr>
-        <w:t>I have read, understood, and agree to all above terms &amp; policies.</w:t>
+        <w:t>I have read, understood, and agree to all above terms, policies, and the Terms of Service.</w:t>
       </w:r>
     </w:p>
     <w:p>
@@ -1497,6 +1497,21 @@
           <w:rFonts w:ascii="Times New Roman" w:hAnsi="Times New Roman" w:cs="Times New Roman"/>
         </w:rPr>
       </w:pPr>
+    </w:p>
+    <w:p>
+      <w:pPr>
+        <w:spacing w:before="120" w:after="120" w:line="240" w:lineRule="auto"/>
+        <w:rPr>
+          <w:rFonts w:ascii="Times New Roman" w:hAnsi="Times New Roman" w:cs="Times New Roman"/>
+        </w:rPr>
+      </w:pPr>
+      <w:r>
+        <w:rPr>
+          <w:rFonts w:ascii="Times New Roman" w:hAnsi="Times New Roman" w:cs="Times New Roman"/>
+          <w:b/>
+        </w:rPr>
+        <w:t>{{termsOfService.acknowledgement}}</w:t>
+      </w:r>
     </w:p>
     <w:p>
       <w:pPr>
@@ -1605,21 +1620,11 @@
           <w:b/>
         </w:rPr>
       </w:pPr>
-    </w:p>
-    <w:p>
-      <w:pPr>
-        <w:spacing w:after="0" w:line="360" w:lineRule="auto"/>
-        <w:rPr>
-          <w:rFonts w:ascii="Times New Roman" w:hAnsi="Times New Roman" w:cs="Times New Roman"/>
-          <w:b/>
-        </w:rPr>
-      </w:pPr>
-      <w:r>
-        <w:rPr>
-          <w:rFonts w:ascii="Times New Roman" w:hAnsi="Times New Roman" w:cs="Times New Roman"/>
-          <w:b/>
-        </w:rPr>
-        <w:br/>
+      <w:r>
+        <w:rPr>
+          <w:rFonts w:ascii="Times New Roman" w:hAnsi="Times New Roman" w:cs="Times New Roman"/>
+          <w:b/>
+        </w:rPr>
         <w:t>{{%patientSignature}}</w:t>
       </w:r>
       <w:r>

--- a/templates/COMMON_PATIENT_INTAKE_FORM.docx
+++ b/templates/COMMON_PATIENT_INTAKE_FORM.docx
@@ -859,7 +859,7 @@
                 <w:rFonts w:ascii="Times New Roman" w:hAnsi="Times New Roman" w:cs="Times New Roman"/>
                 <w:b/>
               </w:rPr>
-              <w:t>Patient Signature:</w:t>
+              <w:t xml:space="preserve">{{patient.name}}</w:t>
             </w:r>
           </w:p>
         </w:tc>
@@ -910,6 +910,21 @@
               <w:t>{{%patientSignature}}</w:t>
             </w:r>
           </w:p>
+          <w:p>
+            <w:pPr>
+              <w:rPr>
+                <w:rFonts w:ascii="Times New Roman" w:hAnsi="Times New Roman" w:cs="Times New Roman"/>
+                <w:b/>
+              </w:rPr>
+            </w:pPr>
+            <w:r>
+              <w:rPr>
+                <w:rFonts w:ascii="Times New Roman" w:hAnsi="Times New Roman" w:cs="Times New Roman"/>
+                <w:b/>
+              </w:rPr>
+              <w:t xml:space="preserve">Patient's Signature</w:t>
+            </w:r>
+          </w:p>
         </w:tc>
         <w:tc>
           <w:tcPr>
@@ -1048,6 +1063,21 @@
                 <w:b/>
               </w:rPr>
               <w:t>{{%frontOffice.signature}}</w:t>
+            </w:r>
+          </w:p>
+          <w:p>
+            <w:pPr>
+              <w:rPr>
+                <w:rFonts w:ascii="Times New Roman" w:hAnsi="Times New Roman" w:cs="Times New Roman"/>
+                <w:b/>
+              </w:rPr>
+            </w:pPr>
+            <w:r>
+              <w:rPr>
+                <w:rFonts w:ascii="Times New Roman" w:hAnsi="Times New Roman" w:cs="Times New Roman"/>
+                <w:b/>
+              </w:rPr>
+              <w:t xml:space="preserve">     {{frontOffice.name}}</w:t>
             </w:r>
           </w:p>
         </w:tc>
@@ -1549,18 +1579,20 @@
     <w:p>
       <w:pPr>
         <w:spacing w:after="0" w:line="360" w:lineRule="auto"/>
-        <w:rPr>
-          <w:rFonts w:ascii="Times New Roman" w:hAnsi="Times New Roman" w:cs="Times New Roman"/>
-          <w:b/>
-          <w:u w:val="single"/>
-        </w:rPr>
-      </w:pPr>
-      <w:r>
-        <w:rPr>
-          <w:rFonts w:ascii="Times New Roman" w:hAnsi="Times New Roman" w:cs="Times New Roman"/>
-          <w:b/>
-        </w:rPr>
-        <w:t>Patient Signature:</w:t>
+        <w:tabs>
+          <w:tab w:val="left" w:pos="5040"/>
+        </w:tabs>
+        <w:rPr>
+          <w:rFonts w:ascii="Times New Roman" w:hAnsi="Times New Roman" w:cs="Times New Roman"/>
+          <w:b/>
+        </w:rPr>
+      </w:pPr>
+      <w:r>
+        <w:rPr>
+          <w:rFonts w:ascii="Times New Roman" w:hAnsi="Times New Roman" w:cs="Times New Roman"/>
+          <w:b/>
+        </w:rPr>
+        <w:t xml:space="preserve"/>
       </w:r>
       <w:r>
         <w:rPr>
@@ -1574,6 +1606,32 @@
           <w:rFonts w:ascii="Times New Roman" w:hAnsi="Times New Roman" w:cs="Times New Roman"/>
           <w:b/>
         </w:rPr>
+        <w:t xml:space="preserve">Front Office Executive:</w:t>
+      </w:r>
+    </w:p>
+    <w:p>
+      <w:pPr>
+        <w:spacing w:after="0" w:line="360" w:lineRule="auto"/>
+        <w:tabs>
+          <w:tab w:val="left" w:pos="5040"/>
+        </w:tabs>
+        <w:rPr>
+          <w:rFonts w:ascii="Times New Roman" w:hAnsi="Times New Roman" w:cs="Times New Roman"/>
+          <w:b/>
+        </w:rPr>
+      </w:pPr>
+      <w:r>
+        <w:rPr>
+          <w:rFonts w:ascii="Times New Roman" w:hAnsi="Times New Roman" w:cs="Times New Roman"/>
+          <w:b/>
+        </w:rPr>
+        <w:t xml:space="preserve">{{%patientSignature}}</w:t>
+      </w:r>
+      <w:r>
+        <w:rPr>
+          <w:rFonts w:ascii="Times New Roman" w:hAnsi="Times New Roman" w:cs="Times New Roman"/>
+          <w:b/>
+        </w:rPr>
         <w:tab/>
       </w:r>
       <w:r>
@@ -1581,6 +1639,32 @@
           <w:rFonts w:ascii="Times New Roman" w:hAnsi="Times New Roman" w:cs="Times New Roman"/>
           <w:b/>
         </w:rPr>
+        <w:t xml:space="preserve">{{%frontOffice.signature}}</w:t>
+      </w:r>
+    </w:p>
+    <w:p>
+      <w:pPr>
+        <w:spacing w:after="0" w:line="360" w:lineRule="auto"/>
+        <w:tabs>
+          <w:tab w:val="left" w:pos="5040"/>
+        </w:tabs>
+        <w:rPr>
+          <w:rFonts w:ascii="Times New Roman" w:hAnsi="Times New Roman" w:cs="Times New Roman"/>
+          <w:b/>
+        </w:rPr>
+      </w:pPr>
+      <w:r>
+        <w:rPr>
+          <w:rFonts w:ascii="Times New Roman" w:hAnsi="Times New Roman" w:cs="Times New Roman"/>
+          <w:b/>
+        </w:rPr>
+        <w:t xml:space="preserve">Patient's Signature</w:t>
+      </w:r>
+      <w:r>
+        <w:rPr>
+          <w:rFonts w:ascii="Times New Roman" w:hAnsi="Times New Roman" w:cs="Times New Roman"/>
+          <w:b/>
+        </w:rPr>
         <w:tab/>
       </w:r>
       <w:r>
@@ -1588,70 +1672,97 @@
           <w:rFonts w:ascii="Times New Roman" w:hAnsi="Times New Roman" w:cs="Times New Roman"/>
           <w:b/>
         </w:rPr>
-        <w:tab/>
-      </w:r>
-      <w:r>
-        <w:rPr>
-          <w:rFonts w:ascii="Times New Roman" w:hAnsi="Times New Roman" w:cs="Times New Roman"/>
-          <w:b/>
-        </w:rPr>
-        <w:tab/>
-      </w:r>
-      <w:r>
-        <w:rPr>
-          <w:rFonts w:ascii="Times New Roman" w:hAnsi="Times New Roman" w:cs="Times New Roman"/>
-          <w:b/>
-        </w:rPr>
-        <w:tab/>
-      </w:r>
-      <w:r>
-        <w:rPr>
-          <w:rFonts w:ascii="Times New Roman" w:hAnsi="Times New Roman" w:cs="Times New Roman"/>
-          <w:b/>
-        </w:rPr>
-        <w:t xml:space="preserve">  Front Office Executive:</w:t>
-      </w:r>
-    </w:p>
-    <w:p>
-      <w:pPr>
-        <w:spacing w:after="0" w:line="360" w:lineRule="auto"/>
-        <w:rPr>
-          <w:rFonts w:ascii="Times New Roman" w:hAnsi="Times New Roman" w:cs="Times New Roman"/>
-          <w:b/>
-        </w:rPr>
-      </w:pPr>
-      <w:r>
-        <w:rPr>
-          <w:rFonts w:ascii="Times New Roman" w:hAnsi="Times New Roman" w:cs="Times New Roman"/>
-          <w:b/>
-        </w:rPr>
-        <w:t>{{%patientSignature}}</w:t>
-      </w:r>
-      <w:r>
-        <w:rPr>
-          <w:rFonts w:ascii="Times New Roman" w:hAnsi="Times New Roman" w:cs="Times New Roman"/>
-          <w:b/>
-        </w:rPr>
-        <w:tab/>
-      </w:r>
-      <w:r>
-        <w:rPr>
-          <w:rFonts w:ascii="Times New Roman" w:hAnsi="Times New Roman" w:cs="Times New Roman"/>
-          <w:b/>
-        </w:rPr>
-        <w:tab/>
-      </w:r>
-      <w:r>
-        <w:rPr>
-          <w:rFonts w:ascii="Times New Roman" w:hAnsi="Times New Roman" w:cs="Times New Roman"/>
-          <w:b/>
-        </w:rPr>
-        <w:br/>
-        <w:t>{{%frontOffice.signature}}</w:t>
-      </w:r>
-      <w:r>
-        <w:br/>
-        <w:t xml:space="preserve">  {{frontOffice.name}}</w:t>
+        <w:t xml:space="preserve">{{frontOffice.name}}</w:t>
+      </w:r>
+    </w:p>
+    <w:p>
+      <w:pPr>
+        <w:rPr>
+          <w:rFonts w:ascii="Times New Roman" w:hAnsi="Times New Roman" w:cs="Times New Roman"/>
+          <w:b/>
+        </w:rPr>
+      </w:pPr>
+      <w:r>
+        <w:rPr>
+          <w:rFonts w:ascii="Times New Roman" w:hAnsi="Times New Roman" w:cs="Times New Roman"/>
+          <w:b/>
+        </w:rPr>
+        <w:t xml:space="preserve">{{#guardian.show}}</w:t>
+      </w:r>
+    </w:p>
+    <w:p>
+      <w:pPr>
+        <w:rPr>
+          <w:rFonts w:ascii="Times New Roman" w:hAnsi="Times New Roman" w:cs="Times New Roman"/>
+          <w:b/>
+        </w:rPr>
+      </w:pPr>
+      <w:r>
+        <w:rPr>
+          <w:rFonts w:ascii="Times New Roman" w:hAnsi="Times New Roman" w:cs="Times New Roman"/>
+          <w:b/>
+        </w:rPr>
+        <w:t xml:space="preserve">{{guardian.acknowledgement}}</w:t>
+      </w:r>
+    </w:p>
+    <w:p>
+      <w:pPr>
+        <w:rPr>
+          <w:rFonts w:ascii="Times New Roman" w:hAnsi="Times New Roman" w:cs="Times New Roman"/>
+          <w:b/>
+        </w:rPr>
+      </w:pPr>
+      <w:r>
+        <w:rPr>
+          <w:rFonts w:ascii="Times New Roman" w:hAnsi="Times New Roman" w:cs="Times New Roman"/>
+          <w:b/>
+        </w:rPr>
+        <w:t xml:space="preserve">{{guardian.nameLine}}</w:t>
+      </w:r>
+    </w:p>
+    <w:p>
+      <w:pPr>
+        <w:rPr>
+          <w:rFonts w:ascii="Times New Roman" w:hAnsi="Times New Roman" w:cs="Times New Roman"/>
+          <w:b/>
+        </w:rPr>
+      </w:pPr>
+      <w:r>
+        <w:rPr>
+          <w:rFonts w:ascii="Times New Roman" w:hAnsi="Times New Roman" w:cs="Times New Roman"/>
+          <w:b/>
+        </w:rPr>
+        <w:t xml:space="preserve">{{%guardianSignature}}</w:t>
+      </w:r>
+    </w:p>
+    <w:p>
+      <w:pPr>
+        <w:rPr>
+          <w:rFonts w:ascii="Times New Roman" w:hAnsi="Times New Roman" w:cs="Times New Roman"/>
+          <w:b/>
+        </w:rPr>
+      </w:pPr>
+      <w:r>
+        <w:rPr>
+          <w:rFonts w:ascii="Times New Roman" w:hAnsi="Times New Roman" w:cs="Times New Roman"/>
+          <w:b/>
+        </w:rPr>
+        <w:t xml:space="preserve">Guardian's Signature</w:t>
+      </w:r>
+    </w:p>
+    <w:p>
+      <w:pPr>
+        <w:rPr>
+          <w:rFonts w:ascii="Times New Roman" w:hAnsi="Times New Roman" w:cs="Times New Roman"/>
+          <w:b/>
+        </w:rPr>
+      </w:pPr>
+      <w:r>
+        <w:rPr>
+          <w:rFonts w:ascii="Times New Roman" w:hAnsi="Times New Roman" w:cs="Times New Roman"/>
+          <w:b/>
+        </w:rPr>
+        <w:t xml:space="preserve">{{/guardian.show}}</w:t>
       </w:r>
     </w:p>
     <w:p>
